--- a/Projektarbeit_m295_Mahmud_Bawan.docx
+++ b/Projektarbeit_m295_Mahmud_Bawan.docx
@@ -22,12 +22,12 @@
           <wp:inline distB="114300" distT="114300" distL="114300" distR="114300">
             <wp:extent cx="5943600" cy="63500"/>
             <wp:effectExtent b="0" l="0" r="0" t="0"/>
-            <wp:docPr descr="horizontale Linie" id="4" name="image2.png"/>
+            <wp:docPr descr="horizontale Linie" id="4" name="image1.png"/>
             <a:graphic>
               <a:graphicData uri="http://schemas.openxmlformats.org/drawingml/2006/picture">
                 <pic:pic>
                   <pic:nvPicPr>
-                    <pic:cNvPr descr="horizontale Linie" id="0" name="image2.png"/>
+                    <pic:cNvPr descr="horizontale Linie" id="0" name="image1.png"/>
                     <pic:cNvPicPr preferRelativeResize="0"/>
                   </pic:nvPicPr>
                   <pic:blipFill>
@@ -1135,7 +1135,21 @@
         <w:rPr>
           <w:rtl w:val="0"/>
         </w:rPr>
-        <w:t xml:space="preserve"> abgebildet und verwaltet.</w:t>
+        <w:t xml:space="preserve"> abgebildet und verwaltet. Im </w:t>
+      </w:r>
+      <w:r>
+        <w:rPr>
+          <w:rFonts w:ascii="Roboto Mono" w:cs="Roboto Mono" w:eastAsia="Roboto Mono" w:hAnsi="Roboto Mono"/>
+          <w:color w:val="188038"/>
+          <w:rtl w:val="0"/>
+        </w:rPr>
+        <w:t xml:space="preserve">application.yml</w:t>
+      </w:r>
+      <w:r>
+        <w:rPr>
+          <w:rtl w:val="0"/>
+        </w:rPr>
+        <w:t xml:space="preserve"> müssen noch der Username und Passwort gesetzt werden.</w:t>
       </w:r>
     </w:p>
     <w:p>
@@ -1283,7 +1297,10 @@
     <w:p>
       <w:pPr>
         <w:spacing w:after="240" w:before="240" w:lineRule="auto"/>
-        <w:rPr/>
+        <w:rPr>
+          <w:b w:val="1"/>
+          <w:bCs w:val="1"/>
+        </w:rPr>
       </w:pPr>
       <w:r>
         <w:rPr/>
@@ -1291,12 +1308,12 @@
           <wp:inline distB="114300" distT="114300" distL="114300" distR="114300">
             <wp:extent cx="5634038" cy="3134229"/>
             <wp:effectExtent b="0" l="0" r="0" t="0"/>
-            <wp:docPr id="2" name="image3.png"/>
+            <wp:docPr id="2" name="image4.png"/>
             <a:graphic>
               <a:graphicData uri="http://schemas.openxmlformats.org/drawingml/2006/picture">
                 <pic:pic>
                   <pic:nvPicPr>
-                    <pic:cNvPr id="0" name="image3.png"/>
+                    <pic:cNvPr id="0" name="image4.png"/>
                     <pic:cNvPicPr preferRelativeResize="0"/>
                   </pic:nvPicPr>
                   <pic:blipFill>
@@ -1335,28 +1352,8 @@
           <w:bCs w:val="1"/>
         </w:rPr>
       </w:pPr>
-      <w:bookmarkStart w:colFirst="0" w:colLast="0" w:name="_uo6xu69bwumd" w:id="25"/>
+      <w:bookmarkStart w:colFirst="0" w:colLast="0" w:name="_bd8s8myvo73a" w:id="25"/>
       <w:bookmarkEnd w:id="25"/>
-      <w:r>
-        <w:br w:type="page"/>
-      </w:r>
-      <w:r>
-        <w:rPr>
-          <w:rtl w:val="0"/>
-        </w:rPr>
-      </w:r>
-    </w:p>
-    <w:p>
-      <w:pPr>
-        <w:pStyle w:val="Heading3"/>
-        <w:spacing w:after="80" w:before="280" w:line="312" w:lineRule="auto"/>
-        <w:rPr>
-          <w:b w:val="1"/>
-          <w:bCs w:val="1"/>
-        </w:rPr>
-      </w:pPr>
-      <w:bookmarkStart w:colFirst="0" w:colLast="0" w:name="_bd8s8myvo73a" w:id="26"/>
-      <w:bookmarkEnd w:id="26"/>
       <w:r>
         <w:rPr>
           <w:b w:val="1"/>
@@ -1472,12 +1469,12 @@
           <wp:inline distB="114300" distT="114300" distL="114300" distR="114300">
             <wp:extent cx="4176602" cy="5986463"/>
             <wp:effectExtent b="0" l="0" r="0" t="0"/>
-            <wp:docPr id="1" name="image4.png"/>
+            <wp:docPr id="1" name="image2.png"/>
             <a:graphic>
               <a:graphicData uri="http://schemas.openxmlformats.org/drawingml/2006/picture">
                 <pic:pic>
                   <pic:nvPicPr>
-                    <pic:cNvPr id="0" name="image4.png"/>
+                    <pic:cNvPr id="0" name="image2.png"/>
                     <pic:cNvPicPr preferRelativeResize="0"/>
                   </pic:nvPicPr>
                   <pic:blipFill>
@@ -1516,8 +1513,8 @@
           <w:bCs w:val="1"/>
         </w:rPr>
       </w:pPr>
-      <w:bookmarkStart w:colFirst="0" w:colLast="0" w:name="_c1943758qzkk" w:id="27"/>
-      <w:bookmarkEnd w:id="27"/>
+      <w:bookmarkStart w:colFirst="0" w:colLast="0" w:name="_c1943758qzkk" w:id="26"/>
+      <w:bookmarkEnd w:id="26"/>
       <w:r>
         <w:rPr>
           <w:b w:val="1"/>
@@ -1700,6 +1697,18 @@
           <w:rtl w:val="0"/>
         </w:rPr>
         <w:t xml:space="preserve">Clients → job-marketplace-api / job-marketplace-admin → Credentials → Client Secret kopieren</w:t>
+      </w:r>
+    </w:p>
+    <w:p>
+      <w:pPr>
+        <w:spacing w:after="240" w:before="240" w:line="240" w:lineRule="auto"/>
+        <w:rPr/>
+      </w:pPr>
+      <w:r>
+        <w:rPr>
+          <w:rtl w:val="0"/>
+        </w:rPr>
+        <w:t xml:space="preserve">(Die Secrets müssen evt. neu generiert werden)</w:t>
       </w:r>
     </w:p>
     <w:p>
@@ -2047,8 +2056,125 @@
       </w:pPr>
       <w:r>
         <w:rPr>
-          <w:rtl w:val="0"/>
-        </w:rPr>
+          <w:b w:val="1"/>
+          <w:bCs w:val="1"/>
+          <w:rtl w:val="0"/>
+        </w:rPr>
+        <w:t xml:space="preserve">3. Benutzer erstellen</w:t>
+      </w:r>
+    </w:p>
+    <w:p>
+      <w:pPr>
+        <w:spacing w:after="240" w:before="240" w:line="240" w:lineRule="auto"/>
+        <w:rPr/>
+      </w:pPr>
+      <w:r>
+        <w:rPr>
+          <w:rtl w:val="0"/>
+        </w:rPr>
+        <w:t xml:space="preserve">Benutzer können entweder manuell in Keycloak erstellt werden oder über den Registrierungs-Endpoint:</w:t>
+      </w:r>
+    </w:p>
+    <w:p>
+      <w:pPr>
+        <w:spacing w:after="240" w:before="240" w:line="240" w:lineRule="auto"/>
+        <w:rPr/>
+      </w:pPr>
+      <w:r>
+        <w:rPr>
+          <w:color w:val="188038"/>
+          <w:rtl w:val="0"/>
+        </w:rPr>
+        <w:t xml:space="preserve">POST</w:t>
+      </w:r>
+      <w:r>
+        <w:rPr>
+          <w:rtl w:val="0"/>
+        </w:rPr>
+        <w:t xml:space="preserve"> /api/auth/register</w:t>
+      </w:r>
+    </w:p>
+    <w:p>
+      <w:pPr>
+        <w:spacing w:after="240" w:before="240" w:line="240" w:lineRule="auto"/>
+        <w:rPr/>
+      </w:pPr>
+      <w:r>
+        <w:rPr>
+          <w:rtl w:val="0"/>
+        </w:rPr>
+        <w:t xml:space="preserve">Mögliche Rollen:</w:t>
+      </w:r>
+    </w:p>
+    <w:p>
+      <w:pPr>
+        <w:spacing w:after="0" w:before="0" w:line="240" w:lineRule="auto"/>
+        <w:rPr>
+          <w:rFonts w:ascii="Roboto Mono" w:cs="Roboto Mono" w:eastAsia="Roboto Mono" w:hAnsi="Roboto Mono"/>
+          <w:color w:val="188038"/>
+        </w:rPr>
+      </w:pPr>
+      <w:r>
+        <w:rPr>
+          <w:rFonts w:ascii="Roboto Mono" w:cs="Roboto Mono" w:eastAsia="Roboto Mono" w:hAnsi="Roboto Mono"/>
+          <w:color w:val="188038"/>
+          <w:rtl w:val="0"/>
+        </w:rPr>
+        <w:t xml:space="preserve">ADMIN</w:t>
+      </w:r>
+    </w:p>
+    <w:p>
+      <w:pPr>
+        <w:spacing w:after="0" w:before="0" w:line="240" w:lineRule="auto"/>
+        <w:rPr>
+          <w:rFonts w:ascii="Roboto Mono" w:cs="Roboto Mono" w:eastAsia="Roboto Mono" w:hAnsi="Roboto Mono"/>
+          <w:color w:val="188038"/>
+        </w:rPr>
+      </w:pPr>
+      <w:r>
+        <w:rPr>
+          <w:rFonts w:ascii="Roboto Mono" w:cs="Roboto Mono" w:eastAsia="Roboto Mono" w:hAnsi="Roboto Mono"/>
+          <w:color w:val="188038"/>
+          <w:rtl w:val="0"/>
+        </w:rPr>
+        <w:t xml:space="preserve">EMPLOYER</w:t>
+      </w:r>
+    </w:p>
+    <w:p>
+      <w:pPr>
+        <w:spacing w:after="0" w:before="0" w:line="240" w:lineRule="auto"/>
+        <w:rPr>
+          <w:rFonts w:ascii="Roboto Mono" w:cs="Roboto Mono" w:eastAsia="Roboto Mono" w:hAnsi="Roboto Mono"/>
+          <w:color w:val="188038"/>
+        </w:rPr>
+      </w:pPr>
+      <w:r>
+        <w:rPr>
+          <w:rFonts w:ascii="Roboto Mono" w:cs="Roboto Mono" w:eastAsia="Roboto Mono" w:hAnsi="Roboto Mono"/>
+          <w:color w:val="188038"/>
+          <w:rtl w:val="0"/>
+        </w:rPr>
+        <w:t xml:space="preserve">JOB_SEEKER</w:t>
+      </w:r>
+    </w:p>
+    <w:p>
+      <w:pPr>
+        <w:spacing w:after="240" w:before="240" w:line="240" w:lineRule="auto"/>
+        <w:rPr/>
+      </w:pPr>
+      <w:r>
+        <w:rPr>
+          <w:rFonts w:ascii="Roboto Mono" w:cs="Roboto Mono" w:eastAsia="Roboto Mono" w:hAnsi="Roboto Mono"/>
+          <w:color w:val="188038"/>
+          <w:rtl w:val="0"/>
+        </w:rPr>
+        <w:t xml:space="preserve">ADMIN</w:t>
+      </w:r>
+      <w:r>
+        <w:rPr>
+          <w:rtl w:val="0"/>
+        </w:rPr>
+        <w:t xml:space="preserve"> sollte nur manuell in Keycloak vergeben werden.</w:t>
       </w:r>
     </w:p>
     <w:p>
@@ -2066,7 +2192,7 @@
           <w:bCs w:val="1"/>
           <w:rtl w:val="0"/>
         </w:rPr>
-        <w:t xml:space="preserve">3. Benutzer erstellen</w:t>
+        <w:t xml:space="preserve">4. Token anfordern</w:t>
       </w:r>
     </w:p>
     <w:p>
@@ -2078,7 +2204,7 @@
         <w:rPr>
           <w:rtl w:val="0"/>
         </w:rPr>
-        <w:t xml:space="preserve">Benutzer können entweder manuell in Keycloak erstellt werden oder über den Registrierungs-Endpoint:</w:t>
+        <w:t xml:space="preserve">Entweder direkt über Keycloak:</w:t>
       </w:r>
     </w:p>
     <w:p>
@@ -2097,7 +2223,7 @@
         <w:rPr>
           <w:rtl w:val="0"/>
         </w:rPr>
-        <w:t xml:space="preserve"> /api/auth/register</w:t>
+        <w:t xml:space="preserve"> http://localhost:8080/realms/job-marketplace/protocol/openid-connect/token</w:t>
       </w:r>
     </w:p>
     <w:p>
@@ -2109,208 +2235,76 @@
         <w:rPr>
           <w:rtl w:val="0"/>
         </w:rPr>
-        <w:t xml:space="preserve">Mögliche Rollen:</w:t>
-      </w:r>
-    </w:p>
-    <w:p>
-      <w:pPr>
-        <w:spacing w:after="0" w:before="0" w:line="240" w:lineRule="auto"/>
+        <w:t xml:space="preserve">oder über die Spring-Boot-Anwendung:</w:t>
+      </w:r>
+    </w:p>
+    <w:p>
+      <w:pPr>
+        <w:spacing w:after="240" w:before="240" w:line="240" w:lineRule="auto"/>
+        <w:rPr/>
+      </w:pPr>
+      <w:r>
+        <w:rPr>
+          <w:color w:val="188038"/>
+          <w:rtl w:val="0"/>
+        </w:rPr>
+        <w:t xml:space="preserve">POST</w:t>
+      </w:r>
+      <w:r>
+        <w:rPr>
+          <w:rtl w:val="0"/>
+        </w:rPr>
+        <w:t xml:space="preserve"> /api/auth/login</w:t>
+      </w:r>
+    </w:p>
+    <w:p>
+      <w:pPr>
+        <w:spacing w:after="240" w:before="240" w:line="240" w:lineRule="auto"/>
+        <w:rPr/>
+      </w:pPr>
+      <w:r>
+        <w:rPr>
+          <w:rtl w:val="0"/>
+        </w:rPr>
+        <w:t xml:space="preserve">Das zurückgegebene </w:t>
+      </w:r>
+      <w:r>
         <w:rPr>
           <w:rFonts w:ascii="Roboto Mono" w:cs="Roboto Mono" w:eastAsia="Roboto Mono" w:hAnsi="Roboto Mono"/>
           <w:color w:val="188038"/>
-        </w:rPr>
-      </w:pPr>
-      <w:r>
-        <w:rPr>
-          <w:rFonts w:ascii="Roboto Mono" w:cs="Roboto Mono" w:eastAsia="Roboto Mono" w:hAnsi="Roboto Mono"/>
-          <w:color w:val="188038"/>
-          <w:rtl w:val="0"/>
-        </w:rPr>
-        <w:t xml:space="preserve">ADMIN</w:t>
-      </w:r>
-    </w:p>
-    <w:p>
-      <w:pPr>
-        <w:spacing w:after="0" w:before="0" w:line="240" w:lineRule="auto"/>
-        <w:rPr>
-          <w:rFonts w:ascii="Roboto Mono" w:cs="Roboto Mono" w:eastAsia="Roboto Mono" w:hAnsi="Roboto Mono"/>
-          <w:color w:val="188038"/>
-        </w:rPr>
-      </w:pPr>
-      <w:r>
-        <w:rPr>
-          <w:rFonts w:ascii="Roboto Mono" w:cs="Roboto Mono" w:eastAsia="Roboto Mono" w:hAnsi="Roboto Mono"/>
-          <w:color w:val="188038"/>
-          <w:rtl w:val="0"/>
-        </w:rPr>
-        <w:t xml:space="preserve">EMPLOYER</w:t>
-      </w:r>
-    </w:p>
-    <w:p>
-      <w:pPr>
-        <w:spacing w:after="0" w:before="0" w:line="240" w:lineRule="auto"/>
-        <w:rPr>
-          <w:rFonts w:ascii="Roboto Mono" w:cs="Roboto Mono" w:eastAsia="Roboto Mono" w:hAnsi="Roboto Mono"/>
-          <w:color w:val="188038"/>
-        </w:rPr>
-      </w:pPr>
-      <w:r>
-        <w:rPr>
-          <w:rFonts w:ascii="Roboto Mono" w:cs="Roboto Mono" w:eastAsia="Roboto Mono" w:hAnsi="Roboto Mono"/>
-          <w:color w:val="188038"/>
-          <w:rtl w:val="0"/>
-        </w:rPr>
-        <w:t xml:space="preserve">JOB_SEEKER</w:t>
-      </w:r>
-    </w:p>
-    <w:p>
-      <w:pPr>
-        <w:spacing w:after="240" w:before="240" w:line="240" w:lineRule="auto"/>
+          <w:rtl w:val="0"/>
+        </w:rPr>
+        <w:t xml:space="preserve">access_token</w:t>
+      </w:r>
+      <w:r>
+        <w:rPr>
+          <w:rtl w:val="0"/>
+        </w:rPr>
+        <w:t xml:space="preserve"> wird für geschützte API-Endpunkte verwendet.</w:t>
+      </w:r>
+    </w:p>
+    <w:p>
+      <w:pPr>
+        <w:spacing w:after="240" w:before="240" w:lineRule="auto"/>
         <w:rPr/>
       </w:pPr>
       <w:r>
         <w:rPr>
-          <w:rFonts w:ascii="Roboto Mono" w:cs="Roboto Mono" w:eastAsia="Roboto Mono" w:hAnsi="Roboto Mono"/>
-          <w:color w:val="188038"/>
-          <w:rtl w:val="0"/>
-        </w:rPr>
-        <w:t xml:space="preserve">ADMIN</w:t>
-      </w:r>
-      <w:r>
-        <w:rPr>
-          <w:rtl w:val="0"/>
-        </w:rPr>
-        <w:t xml:space="preserve"> sollte nur manuell in Keycloak vergeben werden.</w:t>
-      </w:r>
-    </w:p>
-    <w:p>
-      <w:pPr>
-        <w:spacing w:after="240" w:before="240" w:line="240" w:lineRule="auto"/>
-        <w:ind w:left="0" w:firstLine="0"/>
+          <w:rtl w:val="0"/>
+        </w:rPr>
+      </w:r>
+    </w:p>
+    <w:p>
+      <w:pPr>
+        <w:pStyle w:val="Heading3"/>
+        <w:spacing w:after="80" w:before="280" w:line="312" w:lineRule="auto"/>
         <w:rPr>
           <w:b w:val="1"/>
           <w:bCs w:val="1"/>
         </w:rPr>
       </w:pPr>
-      <w:r>
-        <w:rPr>
-          <w:b w:val="1"/>
-          <w:bCs w:val="1"/>
-          <w:rtl w:val="0"/>
-        </w:rPr>
-        <w:t xml:space="preserve">4. Token anfordern</w:t>
-      </w:r>
-    </w:p>
-    <w:p>
-      <w:pPr>
-        <w:spacing w:after="240" w:before="240" w:line="240" w:lineRule="auto"/>
-        <w:rPr/>
-      </w:pPr>
-      <w:r>
-        <w:rPr>
-          <w:rtl w:val="0"/>
-        </w:rPr>
-        <w:t xml:space="preserve">Entweder direkt über Keycloak:</w:t>
-      </w:r>
-    </w:p>
-    <w:p>
-      <w:pPr>
-        <w:spacing w:after="240" w:before="240" w:line="240" w:lineRule="auto"/>
-        <w:rPr/>
-      </w:pPr>
-      <w:r>
-        <w:rPr>
-          <w:color w:val="188038"/>
-          <w:rtl w:val="0"/>
-        </w:rPr>
-        <w:t xml:space="preserve">POST</w:t>
-      </w:r>
-      <w:r>
-        <w:rPr>
-          <w:rtl w:val="0"/>
-        </w:rPr>
-        <w:t xml:space="preserve"> http://localhost:8080/realms/job-marketplace/protocol/openid-connect/token</w:t>
-      </w:r>
-    </w:p>
-    <w:p>
-      <w:pPr>
-        <w:spacing w:after="240" w:before="240" w:line="240" w:lineRule="auto"/>
-        <w:rPr/>
-      </w:pPr>
-      <w:r>
-        <w:rPr>
-          <w:rtl w:val="0"/>
-        </w:rPr>
-        <w:t xml:space="preserve">oder über die Spring-Boot-Anwendung:</w:t>
-      </w:r>
-    </w:p>
-    <w:p>
-      <w:pPr>
-        <w:spacing w:after="240" w:before="240" w:line="240" w:lineRule="auto"/>
-        <w:rPr/>
-      </w:pPr>
-      <w:r>
-        <w:rPr>
-          <w:color w:val="188038"/>
-          <w:rtl w:val="0"/>
-        </w:rPr>
-        <w:t xml:space="preserve">POST</w:t>
-      </w:r>
-      <w:r>
-        <w:rPr>
-          <w:rtl w:val="0"/>
-        </w:rPr>
-        <w:t xml:space="preserve"> /api/auth/login</w:t>
-      </w:r>
-    </w:p>
-    <w:p>
-      <w:pPr>
-        <w:spacing w:after="240" w:before="240" w:line="240" w:lineRule="auto"/>
-        <w:rPr/>
-      </w:pPr>
-      <w:r>
-        <w:rPr>
-          <w:rtl w:val="0"/>
-        </w:rPr>
-        <w:t xml:space="preserve">Das zurückgegebene </w:t>
-      </w:r>
-      <w:r>
-        <w:rPr>
-          <w:rFonts w:ascii="Roboto Mono" w:cs="Roboto Mono" w:eastAsia="Roboto Mono" w:hAnsi="Roboto Mono"/>
-          <w:color w:val="188038"/>
-          <w:rtl w:val="0"/>
-        </w:rPr>
-        <w:t xml:space="preserve">access_token</w:t>
-      </w:r>
-      <w:r>
-        <w:rPr>
-          <w:rtl w:val="0"/>
-        </w:rPr>
-        <w:t xml:space="preserve"> wird für geschützte API-Endpunkte verwendet.</w:t>
-      </w:r>
-    </w:p>
-    <w:p>
-      <w:pPr>
-        <w:spacing w:after="240" w:before="240" w:lineRule="auto"/>
-        <w:rPr/>
-      </w:pPr>
-      <w:r>
-        <w:rPr>
-          <w:rtl w:val="0"/>
-        </w:rPr>
-      </w:r>
-    </w:p>
-    <w:p>
-      <w:pPr>
-        <w:pStyle w:val="Heading3"/>
-        <w:spacing w:after="80" w:before="280" w:line="312" w:lineRule="auto"/>
-        <w:rPr>
-          <w:b w:val="1"/>
-          <w:bCs w:val="1"/>
-        </w:rPr>
-      </w:pPr>
-      <w:bookmarkStart w:colFirst="0" w:colLast="0" w:name="_nmicou283uud" w:id="28"/>
-      <w:bookmarkEnd w:id="28"/>
+      <w:bookmarkStart w:colFirst="0" w:colLast="0" w:name="_nmicou283uud" w:id="27"/>
+      <w:bookmarkEnd w:id="27"/>
       <w:r>
         <w:rPr>
           <w:b w:val="1"/>
@@ -5884,8 +5878,8 @@
           <w:bCs w:val="1"/>
         </w:rPr>
       </w:pPr>
-      <w:bookmarkStart w:colFirst="0" w:colLast="0" w:name="_b1rlzjy3njxr" w:id="29"/>
-      <w:bookmarkEnd w:id="29"/>
+      <w:bookmarkStart w:colFirst="0" w:colLast="0" w:name="_b1rlzjy3njxr" w:id="28"/>
+      <w:bookmarkEnd w:id="28"/>
       <w:r>
         <w:rPr>
           <w:b w:val="1"/>
@@ -5962,8 +5956,8 @@
           <w:szCs w:val="34"/>
         </w:rPr>
       </w:pPr>
-      <w:bookmarkStart w:colFirst="0" w:colLast="0" w:name="_vhmla5vetes0" w:id="30"/>
-      <w:bookmarkEnd w:id="30"/>
+      <w:bookmarkStart w:colFirst="0" w:colLast="0" w:name="_vhmla5vetes0" w:id="29"/>
+      <w:bookmarkEnd w:id="29"/>
       <w:r>
         <w:rPr>
           <w:color w:val="353744"/>
@@ -6070,12 +6064,12 @@
         <wp:inline distB="114300" distT="114300" distL="114300" distR="114300">
           <wp:extent cx="5943600" cy="38100"/>
           <wp:effectExtent b="0" l="0" r="0" t="0"/>
-          <wp:docPr descr="horizontal line" id="3" name="image1.png"/>
+          <wp:docPr descr="horizontal line" id="3" name="image3.png"/>
           <a:graphic>
             <a:graphicData uri="http://schemas.openxmlformats.org/drawingml/2006/picture">
               <pic:pic>
                 <pic:nvPicPr>
-                  <pic:cNvPr descr="horizontal line" id="0" name="image1.png"/>
+                  <pic:cNvPr descr="horizontal line" id="0" name="image3.png"/>
                   <pic:cNvPicPr preferRelativeResize="0"/>
                 </pic:nvPicPr>
                 <pic:blipFill>
